--- a/data/queue/crashplan-senior-java-developer-04887009/tailored_resume.docx
+++ b/data/queue/crashplan-senior-java-developer-04887009/tailored_resume.docx
@@ -5,72 +5,112 @@
     <w:p>
       <w:pPr>
         <w:pStyle w:val="Title"/>
+        <w:spacing w:after="20" w:before="0" w:line="240" w:lineRule="auto"/>
         <w:jc w:val="center"/>
       </w:pPr>
       <w:r>
+        <w:rPr>
+          <w:sz w:val="36"/>
+        </w:rPr>
         <w:t>Mahendra Kumar</w:t>
       </w:r>
     </w:p>
     <w:p>
       <w:pPr>
+        <w:spacing w:after="120" w:before="0" w:line="240" w:lineRule="auto"/>
         <w:jc w:val="center"/>
       </w:pPr>
       <w:r>
+        <w:rPr>
+          <w:sz w:val="19"/>
+        </w:rPr>
         <w:t>+91 9523300107 | workwithmahendrakumar@gmail.com</w:t>
       </w:r>
     </w:p>
     <w:p>
       <w:pPr>
         <w:pStyle w:val="Heading1"/>
+        <w:spacing w:after="40" w:before="120" w:line="240" w:lineRule="auto"/>
       </w:pPr>
       <w:r>
+        <w:rPr>
+          <w:sz w:val="23"/>
+        </w:rPr>
         <w:t>Professional Summary</w:t>
       </w:r>
     </w:p>
     <w:p>
+      <w:pPr>
+        <w:spacing w:after="40" w:before="0" w:line="240" w:lineRule="auto"/>
+      </w:pPr>
       <w:r>
-        <w:t>Senior Backend Engineer with 6+ years building scalable, high-availability distributed systems in Java and Spring Boot, including event-driven microservices with Apache Kafka and RESTful APIs on AWS. Experienced ensuring reliability, idempotency, and ACID guarantees for high-throughput production systems, with a strong foundation in performance tuning and cloud-native architecture.</w:t>
+        <w:t>Senior Java engineer with 6+ years building high-availability, event-driven microservices (Spring Boot, Kafka) with strong reliability guarantees (idempotency, ACID), plus hands-on AWS and Terraform-managed cloud infrastructure.</w:t>
       </w:r>
     </w:p>
     <w:p>
       <w:pPr>
         <w:pStyle w:val="Heading1"/>
+        <w:spacing w:after="40" w:before="120" w:line="240" w:lineRule="auto"/>
       </w:pPr>
       <w:r>
+        <w:rPr>
+          <w:sz w:val="23"/>
+        </w:rPr>
         <w:t>Technical Skills</w:t>
       </w:r>
     </w:p>
     <w:p>
+      <w:pPr>
+        <w:spacing w:after="40" w:before="0" w:line="240" w:lineRule="auto"/>
+      </w:pPr>
       <w:r>
         <w:t>Languages: Java, Python (scripting), C#, Bash/Shell, Go (familiar)</w:t>
       </w:r>
     </w:p>
     <w:p>
+      <w:pPr>
+        <w:spacing w:after="40" w:before="0" w:line="240" w:lineRule="auto"/>
+      </w:pPr>
       <w:r>
-        <w:t>Frameworks: Spring Boot, REST APIs, Spring Cloud, Spring Security, .NET Core, .NET MVC</w:t>
+        <w:t>Frameworks: Spring Boot, Spring Cloud, Spring Security, REST APIs, .NET Core, .NET MVC</w:t>
       </w:r>
     </w:p>
     <w:p>
+      <w:pPr>
+        <w:spacing w:after="40" w:before="0" w:line="240" w:lineRule="auto"/>
+      </w:pPr>
       <w:r>
-        <w:t>Distributed Systems: Microservices, Apache Kafka, event-driven architecture, idempotency, ACID guarantees</w:t>
+        <w:t>Distributed Systems: Apache Kafka, Microservices, event-driven architecture, idempotency, ACID guarantees</w:t>
       </w:r>
     </w:p>
     <w:p>
+      <w:pPr>
+        <w:spacing w:after="40" w:before="0" w:line="240" w:lineRule="auto"/>
+      </w:pPr>
       <w:r>
         <w:t>Cloud &amp; Infrastructure: AWS (EC2, RDS, DMS, S3, CloudWatch), Terraform (IaC), Docker, Kubernetes, CI/CD</w:t>
       </w:r>
     </w:p>
     <w:p>
+      <w:pPr>
+        <w:spacing w:after="40" w:before="0" w:line="240" w:lineRule="auto"/>
+      </w:pPr>
       <w:r>
         <w:t>Databases: PostgreSQL, MS-SQL Server (query optimization, debugging, performance tuning)</w:t>
       </w:r>
     </w:p>
     <w:p>
+      <w:pPr>
+        <w:spacing w:after="40" w:before="0" w:line="240" w:lineRule="auto"/>
+      </w:pPr>
       <w:r>
         <w:t>Tooling &amp; Practices: Git/GitHub, JIRA, Agile/Scrum, TDD (JUnit, 92%+ coverage), Code Reviews, Linux</w:t>
       </w:r>
     </w:p>
     <w:p>
+      <w:pPr>
+        <w:spacing w:after="40" w:before="0" w:line="240" w:lineRule="auto"/>
+      </w:pPr>
       <w:r>
         <w:t>AI: RAG, Agentic AI, MCP, HuggingFace, OpenAI API integration</w:t>
       </w:r>
@@ -78,22 +118,24 @@
     <w:p>
       <w:pPr>
         <w:pStyle w:val="Heading1"/>
+        <w:spacing w:after="40" w:before="120" w:line="240" w:lineRule="auto"/>
       </w:pPr>
       <w:r>
+        <w:rPr>
+          <w:sz w:val="23"/>
+        </w:rPr>
         <w:t>Experience</w:t>
       </w:r>
     </w:p>
     <w:p>
+      <w:pPr>
+        <w:spacing w:after="40" w:before="80" w:line="240" w:lineRule="auto"/>
+      </w:pPr>
       <w:r>
         <w:rPr>
           <w:b/>
         </w:rPr>
-        <w:t>Senior Backend Engineer — Standard Chartered Bank (via Capgemini)</w:t>
-      </w:r>
-    </w:p>
-    <w:p>
-      <w:r>
-        <w:t>2024-05 to present</w:t>
+        <w:t>Senior Backend Engineer — Standard Chartered Bank (via Capgemini) (2024-05 to present)</w:t>
       </w:r>
     </w:p>
     <w:p>
@@ -129,16 +171,22 @@
       </w:r>
     </w:p>
     <w:p>
+      <w:pPr>
+        <w:spacing w:after="40" w:before="80" w:line="240" w:lineRule="auto"/>
+      </w:pPr>
       <w:r>
         <w:rPr>
           <w:b/>
         </w:rPr>
-        <w:t>Software Development Engineer - Backend — eShakti</w:t>
+        <w:t>Software Development Engineer - Backend — eShakti (2021-11 to 2024-05)</w:t>
       </w:r>
     </w:p>
     <w:p>
+      <w:pPr>
+        <w:pStyle w:val="ListBullet"/>
+      </w:pPr>
       <w:r>
-        <w:t>2021-11 to 2024-05</w:t>
+        <w:t>Owned and developed a complete feature set for an in-house distributed platform (Tools-MVC) serving billing, logistics, fabric, and finance teams, engaging with stakeholders to define scope, timelines, and delivery commitments.</w:t>
       </w:r>
     </w:p>
     <w:p>
@@ -162,28 +210,18 @@
         <w:pStyle w:val="ListBullet"/>
       </w:pPr>
       <w:r>
-        <w:t>Owned and developed a complete feature set for an in-house distributed platform (Tools-MVC) serving billing, logistics, fabric, and finance teams, engaging with stakeholders to define scope, timelines, and delivery commitments.</w:t>
+        <w:t>Diagnosed and resolved complex functional and performance defects across the distributed system, collaborating with QA and support teams to reproduce issues, implement fixes, and deliver patches with rapid turnaround.</w:t>
       </w:r>
     </w:p>
     <w:p>
       <w:pPr>
-        <w:pStyle w:val="ListBullet"/>
+        <w:spacing w:after="40" w:before="80" w:line="240" w:lineRule="auto"/>
       </w:pPr>
-      <w:r>
-        <w:t>Diagnosed and resolved complex functional and performance defects across the distributed system, collaborating with QA and support teams to reproduce issues, implement fixes, and deliver patches with rapid turnaround.</w:t>
-      </w:r>
-    </w:p>
-    <w:p>
       <w:r>
         <w:rPr>
           <w:b/>
         </w:rPr>
-        <w:t>Software Engineer — Oracle Cerner</w:t>
-      </w:r>
-    </w:p>
-    <w:p>
-      <w:r>
-        <w:t>2019-09 to 2021-06</w:t>
+        <w:t>Software Engineer — Oracle Cerner (2019-09 to 2021-06)</w:t>
       </w:r>
     </w:p>
     <w:p>
@@ -205,12 +243,19 @@
     <w:p>
       <w:pPr>
         <w:pStyle w:val="Heading1"/>
+        <w:spacing w:after="40" w:before="120" w:line="240" w:lineRule="auto"/>
       </w:pPr>
       <w:r>
+        <w:rPr>
+          <w:sz w:val="23"/>
+        </w:rPr>
         <w:t>Open Source Contributions</w:t>
       </w:r>
     </w:p>
     <w:p>
+      <w:pPr>
+        <w:spacing w:after="40" w:before="0" w:line="240" w:lineRule="auto"/>
+      </w:pPr>
       <w:r>
         <w:rPr>
           <w:b/>
@@ -237,12 +282,19 @@
     <w:p>
       <w:pPr>
         <w:pStyle w:val="Heading1"/>
+        <w:spacing w:after="40" w:before="120" w:line="240" w:lineRule="auto"/>
       </w:pPr>
       <w:r>
+        <w:rPr>
+          <w:sz w:val="23"/>
+        </w:rPr>
         <w:t>Achievements &amp; Awards</w:t>
       </w:r>
     </w:p>
     <w:p>
+      <w:pPr>
+        <w:spacing w:after="40" w:before="0" w:line="240" w:lineRule="auto"/>
+      </w:pPr>
       <w:r>
         <w:rPr>
           <w:b/>
@@ -254,6 +306,9 @@
       </w:r>
     </w:p>
     <w:p>
+      <w:pPr>
+        <w:spacing w:after="40" w:before="0" w:line="240" w:lineRule="auto"/>
+      </w:pPr>
       <w:r>
         <w:rPr>
           <w:b/>
@@ -267,19 +322,26 @@
     <w:p>
       <w:pPr>
         <w:pStyle w:val="Heading1"/>
+        <w:spacing w:after="40" w:before="120" w:line="240" w:lineRule="auto"/>
       </w:pPr>
       <w:r>
+        <w:rPr>
+          <w:sz w:val="23"/>
+        </w:rPr>
         <w:t>Education</w:t>
       </w:r>
     </w:p>
     <w:p>
+      <w:pPr>
+        <w:spacing w:after="40" w:before="0" w:line="240" w:lineRule="auto"/>
+      </w:pPr>
       <w:r>
         <w:t>Sri Jayachamarajendra College of Engineering, Mysuru — B.E. in Information Science (2015-2019)</w:t>
       </w:r>
     </w:p>
     <w:sectPr>
-      <w:pgSz w:w="12240" w:h="15840"/>
-      <w:pgMar w:top="1440" w:right="1800" w:bottom="1440" w:left="1800" w:header="720" w:footer="720" w:gutter="0"/>
+      <w:pgSz w:w="11906" w:h="16838"/>
+      <w:pgMar w:top="720" w:right="850" w:bottom="720" w:left="850" w:header="720" w:footer="720" w:gutter="0"/>
       <w:cols w:space="720"/>
       <w:docGrid w:linePitch="360"/>
     </w:sectPr>
@@ -650,9 +712,12 @@
     <w:name w:val="Normal"/>
     <w:qFormat/>
     <w:rsid w:val="00FC693F"/>
+    <w:pPr>
+      <w:spacing w:after="40" w:before="0" w:line="240" w:lineRule="auto"/>
+    </w:pPr>
     <w:rPr>
       <w:rFonts w:ascii="Calibri" w:hAnsi="Calibri"/>
-      <w:sz w:val="21"/>
+      <w:sz w:val="20"/>
     </w:rPr>
   </w:style>
   <w:style w:type="paragraph" w:styleId="Header">
@@ -1181,8 +1246,13 @@
       <w:numPr>
         <w:numId w:val="1"/>
       </w:numPr>
+      <w:spacing w:after="20" w:before="0" w:line="240" w:lineRule="auto"/>
       <w:contextualSpacing/>
     </w:pPr>
+    <w:rPr>
+      <w:rFonts w:ascii="Calibri" w:hAnsi="Calibri"/>
+      <w:sz w:val="19"/>
+    </w:rPr>
   </w:style>
   <w:style w:type="paragraph" w:styleId="ListBullet2">
     <w:name w:val="List Bullet 2"/>

--- a/data/queue/crashplan-senior-java-developer-04887009/tailored_resume.docx
+++ b/data/queue/crashplan-senior-java-developer-04887009/tailored_resume.docx
@@ -24,7 +24,19 @@
         <w:rPr>
           <w:sz w:val="19"/>
         </w:rPr>
-        <w:t>+91 9523300107 | workwithmahendrakumar@gmail.com</w:t>
+        <w:t>+91 9523300107</w:t>
+      </w:r>
+      <w:r>
+        <w:rPr>
+          <w:sz w:val="19"/>
+        </w:rPr>
+        <w:t xml:space="preserve"> | </w:t>
+      </w:r>
+      <w:r>
+        <w:rPr>
+          <w:sz w:val="19"/>
+        </w:rPr>
+        <w:t>workwithmahendrakumar@gmail.com</w:t>
       </w:r>
     </w:p>
     <w:p>
@@ -256,11 +268,22 @@
       <w:pPr>
         <w:spacing w:after="40" w:before="0" w:line="240" w:lineRule="auto"/>
       </w:pPr>
+      <w:hyperlink r:id="rId9">
+        <w:r>
+          <w:rPr>
+            <w:color w:val="1155CC"/>
+            <w:u w:val="single"/>
+            <w:sz w:val="20"/>
+            <w:b/>
+          </w:rPr>
+          <w:t>JabRef - Open Source Reference and Citation Manager (4K+ GitHub Stars)</w:t>
+        </w:r>
+      </w:hyperlink>
       <w:r>
         <w:rPr>
           <w:b/>
         </w:rPr>
-        <w:t>JabRef - Open Source Reference and Citation Manager (4K+ GitHub Stars) — Contributor</w:t>
+        <w:t xml:space="preserve"> — Contributor</w:t>
       </w:r>
     </w:p>
     <w:p>
@@ -270,6 +293,32 @@
       <w:r>
         <w:t>Active contributor to JabRef, a widely-used open-source reference manager, delivered user-facing features and critical bug fixes including linked identifier icon implementation and tooltip rendering on empty rows (PRs #9925, #13266).</w:t>
       </w:r>
+      <w:r>
+        <w:t xml:space="preserve"> </w:t>
+      </w:r>
+      <w:hyperlink r:id="rId10">
+        <w:r>
+          <w:rPr>
+            <w:color w:val="1155CC"/>
+            <w:u w:val="single"/>
+            <w:sz w:val="19"/>
+          </w:rPr>
+          <w:t>PR #9925</w:t>
+        </w:r>
+      </w:hyperlink>
+      <w:r>
+        <w:t xml:space="preserve"> </w:t>
+      </w:r>
+      <w:hyperlink r:id="rId11">
+        <w:r>
+          <w:rPr>
+            <w:color w:val="1155CC"/>
+            <w:u w:val="single"/>
+            <w:sz w:val="19"/>
+          </w:rPr>
+          <w:t>PR #13266</w:t>
+        </w:r>
+      </w:hyperlink>
     </w:p>
     <w:p>
       <w:pPr>

--- a/data/queue/crashplan-senior-java-developer-04887009/tailored_resume.docx
+++ b/data/queue/crashplan-senior-java-developer-04887009/tailored_resume.docx
@@ -38,6 +38,38 @@
         </w:rPr>
         <w:t>workwithmahendrakumar@gmail.com</w:t>
       </w:r>
+      <w:r>
+        <w:rPr>
+          <w:sz w:val="19"/>
+        </w:rPr>
+        <w:t xml:space="preserve"> | </w:t>
+      </w:r>
+      <w:hyperlink r:id="rId9">
+        <w:r>
+          <w:rPr>
+            <w:color w:val="1155CC"/>
+            <w:u w:val="single"/>
+            <w:sz w:val="19"/>
+          </w:rPr>
+          <w:t>https://www.linkedin.com/in/mahendrakumar09</w:t>
+        </w:r>
+      </w:hyperlink>
+      <w:r>
+        <w:rPr>
+          <w:sz w:val="19"/>
+        </w:rPr>
+        <w:t xml:space="preserve"> | </w:t>
+      </w:r>
+      <w:hyperlink r:id="rId10">
+        <w:r>
+          <w:rPr>
+            <w:color w:val="1155CC"/>
+            <w:u w:val="single"/>
+            <w:sz w:val="19"/>
+          </w:rPr>
+          <w:t>https://www.github.com/mkumar09</w:t>
+        </w:r>
+      </w:hyperlink>
     </w:p>
     <w:p>
       <w:pPr>
@@ -268,7 +300,7 @@
       <w:pPr>
         <w:spacing w:after="40" w:before="0" w:line="240" w:lineRule="auto"/>
       </w:pPr>
-      <w:hyperlink r:id="rId9">
+      <w:hyperlink r:id="rId11">
         <w:r>
           <w:rPr>
             <w:color w:val="1155CC"/>
@@ -296,7 +328,7 @@
       <w:r>
         <w:t xml:space="preserve"> </w:t>
       </w:r>
-      <w:hyperlink r:id="rId10">
+      <w:hyperlink r:id="rId12">
         <w:r>
           <w:rPr>
             <w:color w:val="1155CC"/>
@@ -309,7 +341,7 @@
       <w:r>
         <w:t xml:space="preserve"> </w:t>
       </w:r>
-      <w:hyperlink r:id="rId11">
+      <w:hyperlink r:id="rId13">
         <w:r>
           <w:rPr>
             <w:color w:val="1155CC"/>
